--- a/Machine learning regression method using r2 value.docx
+++ b/Machine learning regression method using r2 value.docx
@@ -63,14 +63,7 @@
           <w:rFonts w:ascii="Times New Roman" w:hAnsi="Times New Roman" w:cs="Times New Roman"/>
           <w:b/>
         </w:rPr>
-        <w:t>MULTIPLE LINEAR RE</w:t>
-      </w:r>
-      <w:r>
-        <w:rPr>
-          <w:rFonts w:ascii="Times New Roman" w:hAnsi="Times New Roman" w:cs="Times New Roman"/>
-          <w:b/>
-        </w:rPr>
-        <w:t>GRESSION</w:t>
+        <w:t>MULTIPLE LINEAR REGRESSION</w:t>
       </w:r>
       <w:r>
         <w:rPr>
@@ -224,14 +217,7 @@
                 <w:rFonts w:ascii="Times New Roman" w:hAnsi="Times New Roman" w:cs="Times New Roman"/>
                 <w:b/>
               </w:rPr>
-              <w:t xml:space="preserve">(Non-Linear) </w:t>
-            </w:r>
-            <w:r>
-              <w:rPr>
-                <w:rFonts w:ascii="Times New Roman" w:hAnsi="Times New Roman" w:cs="Times New Roman"/>
-                <w:b/>
-              </w:rPr>
-              <w:t>(r score)</w:t>
+              <w:t>(Non-Linear) (r score)</w:t>
             </w:r>
           </w:p>
         </w:tc>
@@ -289,12 +275,6 @@
                 <w:b/>
               </w:rPr>
               <w:br/>
-            </w:r>
-            <w:r>
-              <w:rPr>
-                <w:rFonts w:ascii="Times New Roman" w:hAnsi="Times New Roman" w:cs="Times New Roman"/>
-                <w:b/>
-              </w:rPr>
               <w:t>(r score)</w:t>
             </w:r>
           </w:p>
@@ -363,13 +343,7 @@
               <w:rPr>
                 <w:rFonts w:ascii="Consolas" w:hAnsi="Consolas"/>
               </w:rPr>
-              <w:t>884</w:t>
-            </w:r>
-            <w:r>
-              <w:rPr>
-                <w:rFonts w:ascii="Consolas" w:hAnsi="Consolas"/>
-              </w:rPr>
-              <w:t>4</w:t>
+              <w:t>8844</w:t>
             </w:r>
           </w:p>
         </w:tc>
@@ -788,8 +762,6 @@
           <w:rFonts w:ascii="Times New Roman" w:hAnsi="Times New Roman" w:cs="Times New Roman"/>
         </w:rPr>
       </w:pPr>
-      <w:bookmarkStart w:id="0" w:name="_GoBack"/>
-      <w:bookmarkEnd w:id="0"/>
     </w:p>
     <w:p>
       <w:pPr>
@@ -885,16 +857,7 @@
                 <w:color w:val="222832"/>
                 <w:shd w:val="clear" w:color="auto" w:fill="FFFFFF"/>
               </w:rPr>
-              <w:t>splitter</w:t>
-            </w:r>
-            <w:r>
-              <w:rPr>
-                <w:rStyle w:val="Strong"/>
-                <w:rFonts w:ascii="Segoe UI" w:hAnsi="Segoe UI" w:cs="Segoe UI"/>
-                <w:color w:val="222832"/>
-                <w:shd w:val="clear" w:color="auto" w:fill="FFFFFF"/>
-              </w:rPr>
-              <w:t xml:space="preserve"> </w:t>
+              <w:t xml:space="preserve">splitter </w:t>
             </w:r>
           </w:p>
         </w:tc>
@@ -1012,8 +975,21 @@
                 <w:color w:val="222832"/>
                 <w:shd w:val="clear" w:color="auto" w:fill="FFFFFF"/>
               </w:rPr>
-              <w:t>bes</w:t>
-            </w:r>
+              <w:t>best</w:t>
+            </w:r>
+          </w:p>
+        </w:tc>
+        <w:tc>
+          <w:tcPr>
+            <w:tcW w:w="2126" w:type="dxa"/>
+          </w:tcPr>
+          <w:p>
+            <w:pPr>
+              <w:rPr>
+                <w:rFonts w:ascii="Times New Roman" w:hAnsi="Times New Roman" w:cs="Times New Roman"/>
+              </w:rPr>
+            </w:pPr>
+            <w:proofErr w:type="spellStart"/>
             <w:r>
               <w:rPr>
                 <w:rFonts w:ascii="Segoe UI" w:hAnsi="Segoe UI" w:cs="Segoe UI"/>
@@ -1023,13 +999,52 @@
                 <w:color w:val="222832"/>
                 <w:shd w:val="clear" w:color="auto" w:fill="FFFFFF"/>
               </w:rPr>
-              <w:t>t</w:t>
-            </w:r>
-          </w:p>
-        </w:tc>
-        <w:tc>
-          <w:tcPr>
-            <w:tcW w:w="2126" w:type="dxa"/>
+              <w:t>sqrt</w:t>
+            </w:r>
+            <w:proofErr w:type="spellEnd"/>
+          </w:p>
+        </w:tc>
+        <w:tc>
+          <w:tcPr>
+            <w:tcW w:w="2642" w:type="dxa"/>
+          </w:tcPr>
+          <w:p>
+            <w:pPr>
+              <w:rPr>
+                <w:rFonts w:ascii="Times New Roman" w:hAnsi="Times New Roman" w:cs="Times New Roman"/>
+              </w:rPr>
+            </w:pPr>
+            <w:r>
+              <w:rPr>
+                <w:rFonts w:ascii="Times New Roman" w:hAnsi="Times New Roman" w:cs="Times New Roman"/>
+              </w:rPr>
+              <w:t>0.1467</w:t>
+            </w:r>
+          </w:p>
+        </w:tc>
+      </w:tr>
+      <w:tr>
+        <w:tc>
+          <w:tcPr>
+            <w:tcW w:w="683" w:type="dxa"/>
+          </w:tcPr>
+          <w:p>
+            <w:pPr>
+              <w:rPr>
+                <w:rFonts w:ascii="Times New Roman" w:hAnsi="Times New Roman" w:cs="Times New Roman"/>
+              </w:rPr>
+            </w:pPr>
+            <w:r>
+              <w:rPr>
+                <w:rFonts w:ascii="Times New Roman" w:hAnsi="Times New Roman" w:cs="Times New Roman"/>
+              </w:rPr>
+              <w:t>2.</w:t>
+            </w:r>
+          </w:p>
+        </w:tc>
+        <w:tc>
+          <w:tcPr>
+            <w:tcW w:w="1722" w:type="dxa"/>
           </w:tcPr>
           <w:p>
             <w:pPr>
@@ -1047,13 +1062,49 @@
                 <w:color w:val="222832"/>
                 <w:shd w:val="clear" w:color="auto" w:fill="FFFFFF"/>
               </w:rPr>
-              <w:t>sqrt</w:t>
+              <w:t>squared_error</w:t>
             </w:r>
             <w:proofErr w:type="spellEnd"/>
           </w:p>
         </w:tc>
         <w:tc>
           <w:tcPr>
+            <w:tcW w:w="1843" w:type="dxa"/>
+          </w:tcPr>
+          <w:p>
+            <w:pPr>
+              <w:rPr>
+                <w:rFonts w:ascii="Times New Roman" w:hAnsi="Times New Roman" w:cs="Times New Roman"/>
+              </w:rPr>
+            </w:pPr>
+            <w:r>
+              <w:rPr>
+                <w:rFonts w:ascii="Times New Roman" w:hAnsi="Times New Roman" w:cs="Times New Roman"/>
+              </w:rPr>
+              <w:t>best</w:t>
+            </w:r>
+          </w:p>
+        </w:tc>
+        <w:tc>
+          <w:tcPr>
+            <w:tcW w:w="2126" w:type="dxa"/>
+          </w:tcPr>
+          <w:p>
+            <w:pPr>
+              <w:rPr>
+                <w:rFonts w:ascii="Times New Roman" w:hAnsi="Times New Roman" w:cs="Times New Roman"/>
+              </w:rPr>
+            </w:pPr>
+            <w:r>
+              <w:rPr>
+                <w:rFonts w:ascii="Times New Roman" w:hAnsi="Times New Roman" w:cs="Times New Roman"/>
+              </w:rPr>
+              <w:t>log2</w:t>
+            </w:r>
+          </w:p>
+        </w:tc>
+        <w:tc>
+          <w:tcPr>
             <w:tcW w:w="2642" w:type="dxa"/>
           </w:tcPr>
           <w:p>
@@ -1066,7 +1117,7 @@
               <w:rPr>
                 <w:rFonts w:ascii="Times New Roman" w:hAnsi="Times New Roman" w:cs="Times New Roman"/>
               </w:rPr>
-              <w:t>0.1467</w:t>
+              <w:t>0.6568</w:t>
             </w:r>
           </w:p>
         </w:tc>
@@ -1086,7 +1137,7 @@
               <w:rPr>
                 <w:rFonts w:ascii="Times New Roman" w:hAnsi="Times New Roman" w:cs="Times New Roman"/>
               </w:rPr>
-              <w:t>2.</w:t>
+              <w:t>3.</w:t>
             </w:r>
           </w:p>
         </w:tc>
@@ -1129,69 +1180,13 @@
               <w:rPr>
                 <w:rFonts w:ascii="Times New Roman" w:hAnsi="Times New Roman" w:cs="Times New Roman"/>
               </w:rPr>
-              <w:t>best</w:t>
+              <w:t>random</w:t>
             </w:r>
           </w:p>
         </w:tc>
         <w:tc>
           <w:tcPr>
             <w:tcW w:w="2126" w:type="dxa"/>
-          </w:tcPr>
-          <w:p>
-            <w:pPr>
-              <w:rPr>
-                <w:rFonts w:ascii="Times New Roman" w:hAnsi="Times New Roman" w:cs="Times New Roman"/>
-              </w:rPr>
-            </w:pPr>
-            <w:r>
-              <w:rPr>
-                <w:rFonts w:ascii="Times New Roman" w:hAnsi="Times New Roman" w:cs="Times New Roman"/>
-              </w:rPr>
-              <w:t>log2</w:t>
-            </w:r>
-          </w:p>
-        </w:tc>
-        <w:tc>
-          <w:tcPr>
-            <w:tcW w:w="2642" w:type="dxa"/>
-          </w:tcPr>
-          <w:p>
-            <w:pPr>
-              <w:rPr>
-                <w:rFonts w:ascii="Times New Roman" w:hAnsi="Times New Roman" w:cs="Times New Roman"/>
-              </w:rPr>
-            </w:pPr>
-            <w:r>
-              <w:rPr>
-                <w:rFonts w:ascii="Times New Roman" w:hAnsi="Times New Roman" w:cs="Times New Roman"/>
-              </w:rPr>
-              <w:t>0.6568</w:t>
-            </w:r>
-          </w:p>
-        </w:tc>
-      </w:tr>
-      <w:tr>
-        <w:tc>
-          <w:tcPr>
-            <w:tcW w:w="683" w:type="dxa"/>
-          </w:tcPr>
-          <w:p>
-            <w:pPr>
-              <w:rPr>
-                <w:rFonts w:ascii="Times New Roman" w:hAnsi="Times New Roman" w:cs="Times New Roman"/>
-              </w:rPr>
-            </w:pPr>
-            <w:r>
-              <w:rPr>
-                <w:rFonts w:ascii="Times New Roman" w:hAnsi="Times New Roman" w:cs="Times New Roman"/>
-              </w:rPr>
-              <w:t>3.</w:t>
-            </w:r>
-          </w:p>
-        </w:tc>
-        <w:tc>
-          <w:tcPr>
-            <w:tcW w:w="1722" w:type="dxa"/>
           </w:tcPr>
           <w:p>
             <w:pPr>
@@ -1209,32 +1204,52 @@
                 <w:color w:val="222832"/>
                 <w:shd w:val="clear" w:color="auto" w:fill="FFFFFF"/>
               </w:rPr>
-              <w:t>squared_error</w:t>
+              <w:t>sqrt</w:t>
             </w:r>
             <w:proofErr w:type="spellEnd"/>
           </w:p>
         </w:tc>
         <w:tc>
           <w:tcPr>
-            <w:tcW w:w="1843" w:type="dxa"/>
-          </w:tcPr>
-          <w:p>
-            <w:pPr>
-              <w:rPr>
-                <w:rFonts w:ascii="Times New Roman" w:hAnsi="Times New Roman" w:cs="Times New Roman"/>
-              </w:rPr>
-            </w:pPr>
-            <w:r>
-              <w:rPr>
-                <w:rFonts w:ascii="Times New Roman" w:hAnsi="Times New Roman" w:cs="Times New Roman"/>
-              </w:rPr>
-              <w:t>random</w:t>
-            </w:r>
-          </w:p>
-        </w:tc>
-        <w:tc>
-          <w:tcPr>
-            <w:tcW w:w="2126" w:type="dxa"/>
+            <w:tcW w:w="2642" w:type="dxa"/>
+          </w:tcPr>
+          <w:p>
+            <w:pPr>
+              <w:rPr>
+                <w:rFonts w:ascii="Times New Roman" w:hAnsi="Times New Roman" w:cs="Times New Roman"/>
+              </w:rPr>
+            </w:pPr>
+            <w:r>
+              <w:rPr>
+                <w:rFonts w:ascii="Times New Roman" w:hAnsi="Times New Roman" w:cs="Times New Roman"/>
+              </w:rPr>
+              <w:t>0.8417</w:t>
+            </w:r>
+          </w:p>
+        </w:tc>
+      </w:tr>
+      <w:tr>
+        <w:tc>
+          <w:tcPr>
+            <w:tcW w:w="683" w:type="dxa"/>
+          </w:tcPr>
+          <w:p>
+            <w:pPr>
+              <w:rPr>
+                <w:rFonts w:ascii="Times New Roman" w:hAnsi="Times New Roman" w:cs="Times New Roman"/>
+              </w:rPr>
+            </w:pPr>
+            <w:r>
+              <w:rPr>
+                <w:rFonts w:ascii="Times New Roman" w:hAnsi="Times New Roman" w:cs="Times New Roman"/>
+              </w:rPr>
+              <w:t>4.</w:t>
+            </w:r>
+          </w:p>
+        </w:tc>
+        <w:tc>
+          <w:tcPr>
+            <w:tcW w:w="1722" w:type="dxa"/>
           </w:tcPr>
           <w:p>
             <w:pPr>
@@ -1252,13 +1267,49 @@
                 <w:color w:val="222832"/>
                 <w:shd w:val="clear" w:color="auto" w:fill="FFFFFF"/>
               </w:rPr>
-              <w:t>sqrt</w:t>
+              <w:t>squared_error</w:t>
             </w:r>
             <w:proofErr w:type="spellEnd"/>
           </w:p>
         </w:tc>
         <w:tc>
           <w:tcPr>
+            <w:tcW w:w="1843" w:type="dxa"/>
+          </w:tcPr>
+          <w:p>
+            <w:pPr>
+              <w:rPr>
+                <w:rFonts w:ascii="Times New Roman" w:hAnsi="Times New Roman" w:cs="Times New Roman"/>
+              </w:rPr>
+            </w:pPr>
+            <w:r>
+              <w:rPr>
+                <w:rFonts w:ascii="Times New Roman" w:hAnsi="Times New Roman" w:cs="Times New Roman"/>
+              </w:rPr>
+              <w:t>random</w:t>
+            </w:r>
+          </w:p>
+        </w:tc>
+        <w:tc>
+          <w:tcPr>
+            <w:tcW w:w="2126" w:type="dxa"/>
+          </w:tcPr>
+          <w:p>
+            <w:pPr>
+              <w:rPr>
+                <w:rFonts w:ascii="Times New Roman" w:hAnsi="Times New Roman" w:cs="Times New Roman"/>
+              </w:rPr>
+            </w:pPr>
+            <w:r>
+              <w:rPr>
+                <w:rFonts w:ascii="Times New Roman" w:hAnsi="Times New Roman" w:cs="Times New Roman"/>
+              </w:rPr>
+              <w:t>log2</w:t>
+            </w:r>
+          </w:p>
+        </w:tc>
+        <w:tc>
+          <w:tcPr>
             <w:tcW w:w="2642" w:type="dxa"/>
           </w:tcPr>
           <w:p>
@@ -1271,7 +1322,7 @@
               <w:rPr>
                 <w:rFonts w:ascii="Times New Roman" w:hAnsi="Times New Roman" w:cs="Times New Roman"/>
               </w:rPr>
-              <w:t>0.8417</w:t>
+              <w:t>0.5763</w:t>
             </w:r>
           </w:p>
         </w:tc>
@@ -1291,7 +1342,7 @@
               <w:rPr>
                 <w:rFonts w:ascii="Times New Roman" w:hAnsi="Times New Roman" w:cs="Times New Roman"/>
               </w:rPr>
-              <w:t>4.</w:t>
+              <w:t>5.</w:t>
             </w:r>
           </w:p>
         </w:tc>
@@ -1306,6 +1357,25 @@
               </w:rPr>
             </w:pPr>
             <w:proofErr w:type="spellStart"/>
+            <w:r>
+              <w:rPr>
+                <w:rFonts w:ascii="Times New Roman" w:hAnsi="Times New Roman" w:cs="Times New Roman"/>
+              </w:rPr>
+              <w:t>Friedman_mse</w:t>
+            </w:r>
+            <w:proofErr w:type="spellEnd"/>
+          </w:p>
+        </w:tc>
+        <w:tc>
+          <w:tcPr>
+            <w:tcW w:w="1843" w:type="dxa"/>
+          </w:tcPr>
+          <w:p>
+            <w:pPr>
+              <w:rPr>
+                <w:rFonts w:ascii="Times New Roman" w:hAnsi="Times New Roman" w:cs="Times New Roman"/>
+              </w:rPr>
+            </w:pPr>
             <w:r>
               <w:rPr>
                 <w:rFonts w:ascii="Segoe UI" w:hAnsi="Segoe UI" w:cs="Segoe UI"/>
@@ -1315,26 +1385,7 @@
                 <w:color w:val="222832"/>
                 <w:shd w:val="clear" w:color="auto" w:fill="FFFFFF"/>
               </w:rPr>
-              <w:t>squared_error</w:t>
-            </w:r>
-            <w:proofErr w:type="spellEnd"/>
-          </w:p>
-        </w:tc>
-        <w:tc>
-          <w:tcPr>
-            <w:tcW w:w="1843" w:type="dxa"/>
-          </w:tcPr>
-          <w:p>
-            <w:pPr>
-              <w:rPr>
-                <w:rFonts w:ascii="Times New Roman" w:hAnsi="Times New Roman" w:cs="Times New Roman"/>
-              </w:rPr>
-            </w:pPr>
-            <w:r>
-              <w:rPr>
-                <w:rFonts w:ascii="Times New Roman" w:hAnsi="Times New Roman" w:cs="Times New Roman"/>
-              </w:rPr>
-              <w:t>random</w:t>
+              <w:t>best</w:t>
             </w:r>
           </w:p>
         </w:tc>
@@ -1348,82 +1399,7 @@
                 <w:rFonts w:ascii="Times New Roman" w:hAnsi="Times New Roman" w:cs="Times New Roman"/>
               </w:rPr>
             </w:pPr>
-            <w:r>
-              <w:rPr>
-                <w:rFonts w:ascii="Times New Roman" w:hAnsi="Times New Roman" w:cs="Times New Roman"/>
-              </w:rPr>
-              <w:t>log2</w:t>
-            </w:r>
-          </w:p>
-        </w:tc>
-        <w:tc>
-          <w:tcPr>
-            <w:tcW w:w="2642" w:type="dxa"/>
-          </w:tcPr>
-          <w:p>
-            <w:pPr>
-              <w:rPr>
-                <w:rFonts w:ascii="Times New Roman" w:hAnsi="Times New Roman" w:cs="Times New Roman"/>
-              </w:rPr>
-            </w:pPr>
-            <w:r>
-              <w:rPr>
-                <w:rFonts w:ascii="Times New Roman" w:hAnsi="Times New Roman" w:cs="Times New Roman"/>
-              </w:rPr>
-              <w:t>0.5763</w:t>
-            </w:r>
-          </w:p>
-        </w:tc>
-      </w:tr>
-      <w:tr>
-        <w:tc>
-          <w:tcPr>
-            <w:tcW w:w="683" w:type="dxa"/>
-          </w:tcPr>
-          <w:p>
-            <w:pPr>
-              <w:rPr>
-                <w:rFonts w:ascii="Times New Roman" w:hAnsi="Times New Roman" w:cs="Times New Roman"/>
-              </w:rPr>
-            </w:pPr>
-            <w:r>
-              <w:rPr>
-                <w:rFonts w:ascii="Times New Roman" w:hAnsi="Times New Roman" w:cs="Times New Roman"/>
-              </w:rPr>
-              <w:t>5.</w:t>
-            </w:r>
-          </w:p>
-        </w:tc>
-        <w:tc>
-          <w:tcPr>
-            <w:tcW w:w="1722" w:type="dxa"/>
-          </w:tcPr>
-          <w:p>
-            <w:pPr>
-              <w:rPr>
-                <w:rFonts w:ascii="Times New Roman" w:hAnsi="Times New Roman" w:cs="Times New Roman"/>
-              </w:rPr>
-            </w:pPr>
             <w:proofErr w:type="spellStart"/>
-            <w:r>
-              <w:rPr>
-                <w:rFonts w:ascii="Times New Roman" w:hAnsi="Times New Roman" w:cs="Times New Roman"/>
-              </w:rPr>
-              <w:t>Friedman_mse</w:t>
-            </w:r>
-            <w:proofErr w:type="spellEnd"/>
-          </w:p>
-        </w:tc>
-        <w:tc>
-          <w:tcPr>
-            <w:tcW w:w="1843" w:type="dxa"/>
-          </w:tcPr>
-          <w:p>
-            <w:pPr>
-              <w:rPr>
-                <w:rFonts w:ascii="Times New Roman" w:hAnsi="Times New Roman" w:cs="Times New Roman"/>
-              </w:rPr>
-            </w:pPr>
             <w:r>
               <w:rPr>
                 <w:rFonts w:ascii="Segoe UI" w:hAnsi="Segoe UI" w:cs="Segoe UI"/>
@@ -1433,7 +1409,178 @@
                 <w:color w:val="222832"/>
                 <w:shd w:val="clear" w:color="auto" w:fill="FFFFFF"/>
               </w:rPr>
+              <w:t>sqrt</w:t>
+            </w:r>
+            <w:proofErr w:type="spellEnd"/>
+          </w:p>
+        </w:tc>
+        <w:tc>
+          <w:tcPr>
+            <w:tcW w:w="2642" w:type="dxa"/>
+          </w:tcPr>
+          <w:p>
+            <w:pPr>
+              <w:rPr>
+                <w:rFonts w:ascii="Times New Roman" w:hAnsi="Times New Roman" w:cs="Times New Roman"/>
+              </w:rPr>
+            </w:pPr>
+            <w:r>
+              <w:rPr>
+                <w:rFonts w:ascii="Times New Roman" w:hAnsi="Times New Roman" w:cs="Times New Roman"/>
+              </w:rPr>
+              <w:t>-0.7116</w:t>
+            </w:r>
+          </w:p>
+        </w:tc>
+      </w:tr>
+      <w:tr>
+        <w:tc>
+          <w:tcPr>
+            <w:tcW w:w="683" w:type="dxa"/>
+          </w:tcPr>
+          <w:p>
+            <w:pPr>
+              <w:rPr>
+                <w:rFonts w:ascii="Times New Roman" w:hAnsi="Times New Roman" w:cs="Times New Roman"/>
+              </w:rPr>
+            </w:pPr>
+            <w:r>
+              <w:rPr>
+                <w:rFonts w:ascii="Times New Roman" w:hAnsi="Times New Roman" w:cs="Times New Roman"/>
+              </w:rPr>
+              <w:t>6.</w:t>
+            </w:r>
+          </w:p>
+        </w:tc>
+        <w:tc>
+          <w:tcPr>
+            <w:tcW w:w="1722" w:type="dxa"/>
+          </w:tcPr>
+          <w:p>
+            <w:pPr>
+              <w:rPr>
+                <w:rFonts w:ascii="Times New Roman" w:hAnsi="Times New Roman" w:cs="Times New Roman"/>
+              </w:rPr>
+            </w:pPr>
+            <w:proofErr w:type="spellStart"/>
+            <w:r>
+              <w:rPr>
+                <w:rFonts w:ascii="Times New Roman" w:hAnsi="Times New Roman" w:cs="Times New Roman"/>
+              </w:rPr>
+              <w:t>Friedman_mse</w:t>
+            </w:r>
+            <w:proofErr w:type="spellEnd"/>
+          </w:p>
+        </w:tc>
+        <w:tc>
+          <w:tcPr>
+            <w:tcW w:w="1843" w:type="dxa"/>
+          </w:tcPr>
+          <w:p>
+            <w:pPr>
+              <w:rPr>
+                <w:rFonts w:ascii="Times New Roman" w:hAnsi="Times New Roman" w:cs="Times New Roman"/>
+              </w:rPr>
+            </w:pPr>
+            <w:r>
+              <w:rPr>
+                <w:rFonts w:ascii="Times New Roman" w:hAnsi="Times New Roman" w:cs="Times New Roman"/>
+              </w:rPr>
               <w:t>best</w:t>
+            </w:r>
+          </w:p>
+        </w:tc>
+        <w:tc>
+          <w:tcPr>
+            <w:tcW w:w="2126" w:type="dxa"/>
+          </w:tcPr>
+          <w:p>
+            <w:pPr>
+              <w:rPr>
+                <w:rFonts w:ascii="Times New Roman" w:hAnsi="Times New Roman" w:cs="Times New Roman"/>
+              </w:rPr>
+            </w:pPr>
+            <w:r>
+              <w:rPr>
+                <w:rFonts w:ascii="Times New Roman" w:hAnsi="Times New Roman" w:cs="Times New Roman"/>
+              </w:rPr>
+              <w:t>log2</w:t>
+            </w:r>
+          </w:p>
+        </w:tc>
+        <w:tc>
+          <w:tcPr>
+            <w:tcW w:w="2642" w:type="dxa"/>
+          </w:tcPr>
+          <w:p>
+            <w:pPr>
+              <w:rPr>
+                <w:rFonts w:ascii="Times New Roman" w:hAnsi="Times New Roman" w:cs="Times New Roman"/>
+              </w:rPr>
+            </w:pPr>
+            <w:r>
+              <w:rPr>
+                <w:rFonts w:ascii="Times New Roman" w:hAnsi="Times New Roman" w:cs="Times New Roman"/>
+              </w:rPr>
+              <w:t>0.6662</w:t>
+            </w:r>
+          </w:p>
+        </w:tc>
+      </w:tr>
+      <w:tr>
+        <w:tc>
+          <w:tcPr>
+            <w:tcW w:w="683" w:type="dxa"/>
+          </w:tcPr>
+          <w:p>
+            <w:pPr>
+              <w:rPr>
+                <w:rFonts w:ascii="Times New Roman" w:hAnsi="Times New Roman" w:cs="Times New Roman"/>
+              </w:rPr>
+            </w:pPr>
+            <w:r>
+              <w:rPr>
+                <w:rFonts w:ascii="Times New Roman" w:hAnsi="Times New Roman" w:cs="Times New Roman"/>
+              </w:rPr>
+              <w:t>7.</w:t>
+            </w:r>
+          </w:p>
+        </w:tc>
+        <w:tc>
+          <w:tcPr>
+            <w:tcW w:w="1722" w:type="dxa"/>
+          </w:tcPr>
+          <w:p>
+            <w:pPr>
+              <w:rPr>
+                <w:rFonts w:ascii="Times New Roman" w:hAnsi="Times New Roman" w:cs="Times New Roman"/>
+              </w:rPr>
+            </w:pPr>
+            <w:proofErr w:type="spellStart"/>
+            <w:r>
+              <w:rPr>
+                <w:rFonts w:ascii="Times New Roman" w:hAnsi="Times New Roman" w:cs="Times New Roman"/>
+              </w:rPr>
+              <w:t>Friedman_mse</w:t>
+            </w:r>
+            <w:proofErr w:type="spellEnd"/>
+          </w:p>
+        </w:tc>
+        <w:tc>
+          <w:tcPr>
+            <w:tcW w:w="1843" w:type="dxa"/>
+          </w:tcPr>
+          <w:p>
+            <w:pPr>
+              <w:rPr>
+                <w:rFonts w:ascii="Times New Roman" w:hAnsi="Times New Roman" w:cs="Times New Roman"/>
+              </w:rPr>
+            </w:pPr>
+            <w:r>
+              <w:rPr>
+                <w:rFonts w:ascii="Times New Roman" w:hAnsi="Times New Roman" w:cs="Times New Roman"/>
+              </w:rPr>
+              <w:t>random</w:t>
             </w:r>
           </w:p>
         </w:tc>
@@ -1476,7 +1623,7 @@
               <w:rPr>
                 <w:rFonts w:ascii="Times New Roman" w:hAnsi="Times New Roman" w:cs="Times New Roman"/>
               </w:rPr>
-              <w:t>-0.7116</w:t>
+              <w:t>0.5347</w:t>
             </w:r>
           </w:p>
         </w:tc>
@@ -1496,7 +1643,7 @@
               <w:rPr>
                 <w:rFonts w:ascii="Times New Roman" w:hAnsi="Times New Roman" w:cs="Times New Roman"/>
               </w:rPr>
-              <w:t>6.</w:t>
+              <w:t>8.</w:t>
             </w:r>
           </w:p>
         </w:tc>
@@ -1534,7 +1681,7 @@
               <w:rPr>
                 <w:rFonts w:ascii="Times New Roman" w:hAnsi="Times New Roman" w:cs="Times New Roman"/>
               </w:rPr>
-              <w:t>best</w:t>
+              <w:t>random</w:t>
             </w:r>
           </w:p>
         </w:tc>
@@ -1570,7 +1717,7 @@
               <w:rPr>
                 <w:rFonts w:ascii="Times New Roman" w:hAnsi="Times New Roman" w:cs="Times New Roman"/>
               </w:rPr>
-              <w:t>0.6662</w:t>
+              <w:t>0.6034</w:t>
             </w:r>
           </w:p>
         </w:tc>
@@ -1590,7 +1737,7 @@
               <w:rPr>
                 <w:rFonts w:ascii="Times New Roman" w:hAnsi="Times New Roman" w:cs="Times New Roman"/>
               </w:rPr>
-              <w:t>7.</w:t>
+              <w:t>9.</w:t>
             </w:r>
           </w:p>
         </w:tc>
@@ -1609,7 +1756,7 @@
               <w:rPr>
                 <w:rFonts w:ascii="Times New Roman" w:hAnsi="Times New Roman" w:cs="Times New Roman"/>
               </w:rPr>
-              <w:t>Friedman_mse</w:t>
+              <w:t>Absolute_error</w:t>
             </w:r>
             <w:proofErr w:type="spellEnd"/>
           </w:p>
@@ -1624,25 +1771,6 @@
                 <w:rFonts w:ascii="Times New Roman" w:hAnsi="Times New Roman" w:cs="Times New Roman"/>
               </w:rPr>
             </w:pPr>
-            <w:r>
-              <w:rPr>
-                <w:rFonts w:ascii="Times New Roman" w:hAnsi="Times New Roman" w:cs="Times New Roman"/>
-              </w:rPr>
-              <w:t>random</w:t>
-            </w:r>
-          </w:p>
-        </w:tc>
-        <w:tc>
-          <w:tcPr>
-            <w:tcW w:w="2126" w:type="dxa"/>
-          </w:tcPr>
-          <w:p>
-            <w:pPr>
-              <w:rPr>
-                <w:rFonts w:ascii="Times New Roman" w:hAnsi="Times New Roman" w:cs="Times New Roman"/>
-              </w:rPr>
-            </w:pPr>
-            <w:proofErr w:type="spellStart"/>
             <w:r>
               <w:rPr>
                 <w:rFonts w:ascii="Segoe UI" w:hAnsi="Segoe UI" w:cs="Segoe UI"/>
@@ -1652,385 +1780,7 @@
                 <w:color w:val="222832"/>
                 <w:shd w:val="clear" w:color="auto" w:fill="FFFFFF"/>
               </w:rPr>
-              <w:t>sqrt</w:t>
-            </w:r>
-            <w:proofErr w:type="spellEnd"/>
-          </w:p>
-        </w:tc>
-        <w:tc>
-          <w:tcPr>
-            <w:tcW w:w="2642" w:type="dxa"/>
-          </w:tcPr>
-          <w:p>
-            <w:pPr>
-              <w:rPr>
-                <w:rFonts w:ascii="Times New Roman" w:hAnsi="Times New Roman" w:cs="Times New Roman"/>
-              </w:rPr>
-            </w:pPr>
-            <w:r>
-              <w:rPr>
-                <w:rFonts w:ascii="Times New Roman" w:hAnsi="Times New Roman" w:cs="Times New Roman"/>
-              </w:rPr>
-              <w:t>0.5347</w:t>
-            </w:r>
-          </w:p>
-        </w:tc>
-      </w:tr>
-      <w:tr>
-        <w:tc>
-          <w:tcPr>
-            <w:tcW w:w="683" w:type="dxa"/>
-          </w:tcPr>
-          <w:p>
-            <w:pPr>
-              <w:rPr>
-                <w:rFonts w:ascii="Times New Roman" w:hAnsi="Times New Roman" w:cs="Times New Roman"/>
-              </w:rPr>
-            </w:pPr>
-            <w:r>
-              <w:rPr>
-                <w:rFonts w:ascii="Times New Roman" w:hAnsi="Times New Roman" w:cs="Times New Roman"/>
-              </w:rPr>
-              <w:t>8.</w:t>
-            </w:r>
-          </w:p>
-        </w:tc>
-        <w:tc>
-          <w:tcPr>
-            <w:tcW w:w="1722" w:type="dxa"/>
-          </w:tcPr>
-          <w:p>
-            <w:pPr>
-              <w:rPr>
-                <w:rFonts w:ascii="Times New Roman" w:hAnsi="Times New Roman" w:cs="Times New Roman"/>
-              </w:rPr>
-            </w:pPr>
-            <w:proofErr w:type="spellStart"/>
-            <w:r>
-              <w:rPr>
-                <w:rFonts w:ascii="Times New Roman" w:hAnsi="Times New Roman" w:cs="Times New Roman"/>
-              </w:rPr>
-              <w:t>Friedman_mse</w:t>
-            </w:r>
-            <w:proofErr w:type="spellEnd"/>
-          </w:p>
-        </w:tc>
-        <w:tc>
-          <w:tcPr>
-            <w:tcW w:w="1843" w:type="dxa"/>
-          </w:tcPr>
-          <w:p>
-            <w:pPr>
-              <w:rPr>
-                <w:rFonts w:ascii="Times New Roman" w:hAnsi="Times New Roman" w:cs="Times New Roman"/>
-              </w:rPr>
-            </w:pPr>
-            <w:r>
-              <w:rPr>
-                <w:rFonts w:ascii="Times New Roman" w:hAnsi="Times New Roman" w:cs="Times New Roman"/>
-              </w:rPr>
-              <w:t>random</w:t>
-            </w:r>
-          </w:p>
-        </w:tc>
-        <w:tc>
-          <w:tcPr>
-            <w:tcW w:w="2126" w:type="dxa"/>
-          </w:tcPr>
-          <w:p>
-            <w:pPr>
-              <w:rPr>
-                <w:rFonts w:ascii="Times New Roman" w:hAnsi="Times New Roman" w:cs="Times New Roman"/>
-              </w:rPr>
-            </w:pPr>
-            <w:r>
-              <w:rPr>
-                <w:rFonts w:ascii="Times New Roman" w:hAnsi="Times New Roman" w:cs="Times New Roman"/>
-              </w:rPr>
-              <w:t>log2</w:t>
-            </w:r>
-          </w:p>
-        </w:tc>
-        <w:tc>
-          <w:tcPr>
-            <w:tcW w:w="2642" w:type="dxa"/>
-          </w:tcPr>
-          <w:p>
-            <w:pPr>
-              <w:rPr>
-                <w:rFonts w:ascii="Times New Roman" w:hAnsi="Times New Roman" w:cs="Times New Roman"/>
-              </w:rPr>
-            </w:pPr>
-            <w:r>
-              <w:rPr>
-                <w:rFonts w:ascii="Times New Roman" w:hAnsi="Times New Roman" w:cs="Times New Roman"/>
-              </w:rPr>
-              <w:t>0.6034</w:t>
-            </w:r>
-          </w:p>
-        </w:tc>
-      </w:tr>
-      <w:tr>
-        <w:tc>
-          <w:tcPr>
-            <w:tcW w:w="683" w:type="dxa"/>
-          </w:tcPr>
-          <w:p>
-            <w:pPr>
-              <w:rPr>
-                <w:rFonts w:ascii="Times New Roman" w:hAnsi="Times New Roman" w:cs="Times New Roman"/>
-              </w:rPr>
-            </w:pPr>
-            <w:r>
-              <w:rPr>
-                <w:rFonts w:ascii="Times New Roman" w:hAnsi="Times New Roman" w:cs="Times New Roman"/>
-              </w:rPr>
-              <w:t>9.</w:t>
-            </w:r>
-          </w:p>
-        </w:tc>
-        <w:tc>
-          <w:tcPr>
-            <w:tcW w:w="1722" w:type="dxa"/>
-          </w:tcPr>
-          <w:p>
-            <w:pPr>
-              <w:rPr>
-                <w:rFonts w:ascii="Times New Roman" w:hAnsi="Times New Roman" w:cs="Times New Roman"/>
-                <w:highlight w:val="yellow"/>
-              </w:rPr>
-            </w:pPr>
-            <w:proofErr w:type="spellStart"/>
-            <w:r>
-              <w:rPr>
-                <w:rFonts w:ascii="Times New Roman" w:hAnsi="Times New Roman" w:cs="Times New Roman"/>
-                <w:highlight w:val="yellow"/>
-              </w:rPr>
-              <w:t>Absolute_error</w:t>
-            </w:r>
-            <w:proofErr w:type="spellEnd"/>
-          </w:p>
-        </w:tc>
-        <w:tc>
-          <w:tcPr>
-            <w:tcW w:w="1843" w:type="dxa"/>
-          </w:tcPr>
-          <w:p>
-            <w:pPr>
-              <w:rPr>
-                <w:rFonts w:ascii="Times New Roman" w:hAnsi="Times New Roman" w:cs="Times New Roman"/>
-                <w:highlight w:val="yellow"/>
-              </w:rPr>
-            </w:pPr>
-            <w:r>
-              <w:rPr>
-                <w:rFonts w:ascii="Segoe UI" w:hAnsi="Segoe UI" w:cs="Segoe UI"/>
-                <w:bCs/>
-                <w:i/>
-                <w:iCs/>
-                <w:color w:val="222832"/>
-                <w:highlight w:val="yellow"/>
-                <w:shd w:val="clear" w:color="auto" w:fill="FFFFFF"/>
-              </w:rPr>
               <w:t>best</w:t>
-            </w:r>
-          </w:p>
-        </w:tc>
-        <w:tc>
-          <w:tcPr>
-            <w:tcW w:w="2126" w:type="dxa"/>
-          </w:tcPr>
-          <w:p>
-            <w:pPr>
-              <w:rPr>
-                <w:rFonts w:ascii="Times New Roman" w:hAnsi="Times New Roman" w:cs="Times New Roman"/>
-                <w:highlight w:val="yellow"/>
-              </w:rPr>
-            </w:pPr>
-            <w:proofErr w:type="spellStart"/>
-            <w:r>
-              <w:rPr>
-                <w:rFonts w:ascii="Segoe UI" w:hAnsi="Segoe UI" w:cs="Segoe UI"/>
-                <w:bCs/>
-                <w:i/>
-                <w:iCs/>
-                <w:color w:val="222832"/>
-                <w:highlight w:val="yellow"/>
-                <w:shd w:val="clear" w:color="auto" w:fill="FFFFFF"/>
-              </w:rPr>
-              <w:t>sqrt</w:t>
-            </w:r>
-            <w:proofErr w:type="spellEnd"/>
-          </w:p>
-        </w:tc>
-        <w:tc>
-          <w:tcPr>
-            <w:tcW w:w="2642" w:type="dxa"/>
-          </w:tcPr>
-          <w:p>
-            <w:pPr>
-              <w:rPr>
-                <w:rFonts w:ascii="Times New Roman" w:hAnsi="Times New Roman" w:cs="Times New Roman"/>
-              </w:rPr>
-            </w:pPr>
-            <w:r>
-              <w:rPr>
-                <w:rFonts w:ascii="Times New Roman" w:hAnsi="Times New Roman" w:cs="Times New Roman"/>
-                <w:highlight w:val="yellow"/>
-              </w:rPr>
-              <w:t>0.8650</w:t>
-            </w:r>
-          </w:p>
-        </w:tc>
-      </w:tr>
-      <w:tr>
-        <w:tc>
-          <w:tcPr>
-            <w:tcW w:w="683" w:type="dxa"/>
-          </w:tcPr>
-          <w:p>
-            <w:pPr>
-              <w:rPr>
-                <w:rFonts w:ascii="Times New Roman" w:hAnsi="Times New Roman" w:cs="Times New Roman"/>
-              </w:rPr>
-            </w:pPr>
-            <w:r>
-              <w:rPr>
-                <w:rFonts w:ascii="Times New Roman" w:hAnsi="Times New Roman" w:cs="Times New Roman"/>
-              </w:rPr>
-              <w:t>10.</w:t>
-            </w:r>
-          </w:p>
-        </w:tc>
-        <w:tc>
-          <w:tcPr>
-            <w:tcW w:w="1722" w:type="dxa"/>
-          </w:tcPr>
-          <w:p>
-            <w:pPr>
-              <w:rPr>
-                <w:rFonts w:ascii="Times New Roman" w:hAnsi="Times New Roman" w:cs="Times New Roman"/>
-              </w:rPr>
-            </w:pPr>
-            <w:proofErr w:type="spellStart"/>
-            <w:r>
-              <w:rPr>
-                <w:rFonts w:ascii="Times New Roman" w:hAnsi="Times New Roman" w:cs="Times New Roman"/>
-              </w:rPr>
-              <w:t>Absolute_error</w:t>
-            </w:r>
-            <w:proofErr w:type="spellEnd"/>
-          </w:p>
-        </w:tc>
-        <w:tc>
-          <w:tcPr>
-            <w:tcW w:w="1843" w:type="dxa"/>
-          </w:tcPr>
-          <w:p>
-            <w:pPr>
-              <w:rPr>
-                <w:rFonts w:ascii="Times New Roman" w:hAnsi="Times New Roman" w:cs="Times New Roman"/>
-              </w:rPr>
-            </w:pPr>
-            <w:r>
-              <w:rPr>
-                <w:rFonts w:ascii="Times New Roman" w:hAnsi="Times New Roman" w:cs="Times New Roman"/>
-              </w:rPr>
-              <w:t>best</w:t>
-            </w:r>
-          </w:p>
-        </w:tc>
-        <w:tc>
-          <w:tcPr>
-            <w:tcW w:w="2126" w:type="dxa"/>
-          </w:tcPr>
-          <w:p>
-            <w:pPr>
-              <w:rPr>
-                <w:rFonts w:ascii="Times New Roman" w:hAnsi="Times New Roman" w:cs="Times New Roman"/>
-              </w:rPr>
-            </w:pPr>
-            <w:r>
-              <w:rPr>
-                <w:rFonts w:ascii="Times New Roman" w:hAnsi="Times New Roman" w:cs="Times New Roman"/>
-              </w:rPr>
-              <w:t>log2</w:t>
-            </w:r>
-          </w:p>
-        </w:tc>
-        <w:tc>
-          <w:tcPr>
-            <w:tcW w:w="2642" w:type="dxa"/>
-          </w:tcPr>
-          <w:p>
-            <w:pPr>
-              <w:rPr>
-                <w:rFonts w:ascii="Times New Roman" w:hAnsi="Times New Roman" w:cs="Times New Roman"/>
-              </w:rPr>
-            </w:pPr>
-            <w:r>
-              <w:rPr>
-                <w:rFonts w:ascii="Times New Roman" w:hAnsi="Times New Roman" w:cs="Times New Roman"/>
-              </w:rPr>
-              <w:t>0.7404</w:t>
-            </w:r>
-          </w:p>
-        </w:tc>
-      </w:tr>
-      <w:tr>
-        <w:tc>
-          <w:tcPr>
-            <w:tcW w:w="683" w:type="dxa"/>
-          </w:tcPr>
-          <w:p>
-            <w:pPr>
-              <w:rPr>
-                <w:rFonts w:ascii="Times New Roman" w:hAnsi="Times New Roman" w:cs="Times New Roman"/>
-              </w:rPr>
-            </w:pPr>
-            <w:r>
-              <w:rPr>
-                <w:rFonts w:ascii="Times New Roman" w:hAnsi="Times New Roman" w:cs="Times New Roman"/>
-              </w:rPr>
-              <w:t>11.</w:t>
-            </w:r>
-          </w:p>
-        </w:tc>
-        <w:tc>
-          <w:tcPr>
-            <w:tcW w:w="1722" w:type="dxa"/>
-          </w:tcPr>
-          <w:p>
-            <w:pPr>
-              <w:rPr>
-                <w:rFonts w:ascii="Times New Roman" w:hAnsi="Times New Roman" w:cs="Times New Roman"/>
-              </w:rPr>
-            </w:pPr>
-            <w:proofErr w:type="spellStart"/>
-            <w:r>
-              <w:rPr>
-                <w:rFonts w:ascii="Times New Roman" w:hAnsi="Times New Roman" w:cs="Times New Roman"/>
-              </w:rPr>
-              <w:t>Absolute_error</w:t>
-            </w:r>
-            <w:proofErr w:type="spellEnd"/>
-          </w:p>
-        </w:tc>
-        <w:tc>
-          <w:tcPr>
-            <w:tcW w:w="1843" w:type="dxa"/>
-          </w:tcPr>
-          <w:p>
-            <w:pPr>
-              <w:rPr>
-                <w:rFonts w:ascii="Times New Roman" w:hAnsi="Times New Roman" w:cs="Times New Roman"/>
-              </w:rPr>
-            </w:pPr>
-            <w:r>
-              <w:rPr>
-                <w:rFonts w:ascii="Times New Roman" w:hAnsi="Times New Roman" w:cs="Times New Roman"/>
-              </w:rPr>
-              <w:t>random</w:t>
             </w:r>
           </w:p>
         </w:tc>
@@ -2073,7 +1823,7 @@
               <w:rPr>
                 <w:rFonts w:ascii="Times New Roman" w:hAnsi="Times New Roman" w:cs="Times New Roman"/>
               </w:rPr>
-              <w:t>0.3864</w:t>
+              <w:t>0.8650</w:t>
             </w:r>
           </w:p>
         </w:tc>
@@ -2093,7 +1843,7 @@
               <w:rPr>
                 <w:rFonts w:ascii="Times New Roman" w:hAnsi="Times New Roman" w:cs="Times New Roman"/>
               </w:rPr>
-              <w:t>12.</w:t>
+              <w:t>10.</w:t>
             </w:r>
           </w:p>
         </w:tc>
@@ -2131,7 +1881,7 @@
               <w:rPr>
                 <w:rFonts w:ascii="Times New Roman" w:hAnsi="Times New Roman" w:cs="Times New Roman"/>
               </w:rPr>
-              <w:t>random</w:t>
+              <w:t>best</w:t>
             </w:r>
           </w:p>
         </w:tc>
@@ -2167,7 +1917,7 @@
               <w:rPr>
                 <w:rFonts w:ascii="Times New Roman" w:hAnsi="Times New Roman" w:cs="Times New Roman"/>
               </w:rPr>
-              <w:t>0.4796</w:t>
+              <w:t>0.7404</w:t>
             </w:r>
           </w:p>
         </w:tc>
@@ -2187,7 +1937,7 @@
               <w:rPr>
                 <w:rFonts w:ascii="Times New Roman" w:hAnsi="Times New Roman" w:cs="Times New Roman"/>
               </w:rPr>
-              <w:t>13.</w:t>
+              <w:t>11.</w:t>
             </w:r>
           </w:p>
         </w:tc>
@@ -2206,7 +1956,7 @@
               <w:rPr>
                 <w:rFonts w:ascii="Times New Roman" w:hAnsi="Times New Roman" w:cs="Times New Roman"/>
               </w:rPr>
-              <w:t>poisson</w:t>
+              <w:t>Absolute_error</w:t>
             </w:r>
             <w:proofErr w:type="spellEnd"/>
           </w:p>
@@ -2221,6 +1971,25 @@
                 <w:rFonts w:ascii="Times New Roman" w:hAnsi="Times New Roman" w:cs="Times New Roman"/>
               </w:rPr>
             </w:pPr>
+            <w:r>
+              <w:rPr>
+                <w:rFonts w:ascii="Times New Roman" w:hAnsi="Times New Roman" w:cs="Times New Roman"/>
+              </w:rPr>
+              <w:t>random</w:t>
+            </w:r>
+          </w:p>
+        </w:tc>
+        <w:tc>
+          <w:tcPr>
+            <w:tcW w:w="2126" w:type="dxa"/>
+          </w:tcPr>
+          <w:p>
+            <w:pPr>
+              <w:rPr>
+                <w:rFonts w:ascii="Times New Roman" w:hAnsi="Times New Roman" w:cs="Times New Roman"/>
+              </w:rPr>
+            </w:pPr>
+            <w:proofErr w:type="spellStart"/>
             <w:r>
               <w:rPr>
                 <w:rFonts w:ascii="Segoe UI" w:hAnsi="Segoe UI" w:cs="Segoe UI"/>
@@ -2230,7 +1999,84 @@
                 <w:color w:val="222832"/>
                 <w:shd w:val="clear" w:color="auto" w:fill="FFFFFF"/>
               </w:rPr>
-              <w:t>best</w:t>
+              <w:t>sqrt</w:t>
+            </w:r>
+            <w:proofErr w:type="spellEnd"/>
+          </w:p>
+        </w:tc>
+        <w:tc>
+          <w:tcPr>
+            <w:tcW w:w="2642" w:type="dxa"/>
+          </w:tcPr>
+          <w:p>
+            <w:pPr>
+              <w:rPr>
+                <w:rFonts w:ascii="Times New Roman" w:hAnsi="Times New Roman" w:cs="Times New Roman"/>
+              </w:rPr>
+            </w:pPr>
+            <w:r>
+              <w:rPr>
+                <w:rFonts w:ascii="Times New Roman" w:hAnsi="Times New Roman" w:cs="Times New Roman"/>
+              </w:rPr>
+              <w:t>0.3864</w:t>
+            </w:r>
+          </w:p>
+        </w:tc>
+      </w:tr>
+      <w:tr>
+        <w:tc>
+          <w:tcPr>
+            <w:tcW w:w="683" w:type="dxa"/>
+          </w:tcPr>
+          <w:p>
+            <w:pPr>
+              <w:rPr>
+                <w:rFonts w:ascii="Times New Roman" w:hAnsi="Times New Roman" w:cs="Times New Roman"/>
+              </w:rPr>
+            </w:pPr>
+            <w:r>
+              <w:rPr>
+                <w:rFonts w:ascii="Times New Roman" w:hAnsi="Times New Roman" w:cs="Times New Roman"/>
+              </w:rPr>
+              <w:t>12.</w:t>
+            </w:r>
+          </w:p>
+        </w:tc>
+        <w:tc>
+          <w:tcPr>
+            <w:tcW w:w="1722" w:type="dxa"/>
+          </w:tcPr>
+          <w:p>
+            <w:pPr>
+              <w:rPr>
+                <w:rFonts w:ascii="Times New Roman" w:hAnsi="Times New Roman" w:cs="Times New Roman"/>
+              </w:rPr>
+            </w:pPr>
+            <w:proofErr w:type="spellStart"/>
+            <w:r>
+              <w:rPr>
+                <w:rFonts w:ascii="Times New Roman" w:hAnsi="Times New Roman" w:cs="Times New Roman"/>
+              </w:rPr>
+              <w:t>Absolute_error</w:t>
+            </w:r>
+            <w:proofErr w:type="spellEnd"/>
+          </w:p>
+        </w:tc>
+        <w:tc>
+          <w:tcPr>
+            <w:tcW w:w="1843" w:type="dxa"/>
+          </w:tcPr>
+          <w:p>
+            <w:pPr>
+              <w:rPr>
+                <w:rFonts w:ascii="Times New Roman" w:hAnsi="Times New Roman" w:cs="Times New Roman"/>
+              </w:rPr>
+            </w:pPr>
+            <w:r>
+              <w:rPr>
+                <w:rFonts w:ascii="Times New Roman" w:hAnsi="Times New Roman" w:cs="Times New Roman"/>
+              </w:rPr>
+              <w:t>random</w:t>
             </w:r>
           </w:p>
         </w:tc>
@@ -2244,7 +2090,82 @@
                 <w:rFonts w:ascii="Times New Roman" w:hAnsi="Times New Roman" w:cs="Times New Roman"/>
               </w:rPr>
             </w:pPr>
+            <w:r>
+              <w:rPr>
+                <w:rFonts w:ascii="Times New Roman" w:hAnsi="Times New Roman" w:cs="Times New Roman"/>
+              </w:rPr>
+              <w:t>log2</w:t>
+            </w:r>
+          </w:p>
+        </w:tc>
+        <w:tc>
+          <w:tcPr>
+            <w:tcW w:w="2642" w:type="dxa"/>
+          </w:tcPr>
+          <w:p>
+            <w:pPr>
+              <w:rPr>
+                <w:rFonts w:ascii="Times New Roman" w:hAnsi="Times New Roman" w:cs="Times New Roman"/>
+              </w:rPr>
+            </w:pPr>
+            <w:r>
+              <w:rPr>
+                <w:rFonts w:ascii="Times New Roman" w:hAnsi="Times New Roman" w:cs="Times New Roman"/>
+              </w:rPr>
+              <w:t>0.4796</w:t>
+            </w:r>
+          </w:p>
+        </w:tc>
+      </w:tr>
+      <w:tr>
+        <w:tc>
+          <w:tcPr>
+            <w:tcW w:w="683" w:type="dxa"/>
+          </w:tcPr>
+          <w:p>
+            <w:pPr>
+              <w:rPr>
+                <w:rFonts w:ascii="Times New Roman" w:hAnsi="Times New Roman" w:cs="Times New Roman"/>
+              </w:rPr>
+            </w:pPr>
+            <w:r>
+              <w:rPr>
+                <w:rFonts w:ascii="Times New Roman" w:hAnsi="Times New Roman" w:cs="Times New Roman"/>
+              </w:rPr>
+              <w:t>13.</w:t>
+            </w:r>
+          </w:p>
+        </w:tc>
+        <w:tc>
+          <w:tcPr>
+            <w:tcW w:w="1722" w:type="dxa"/>
+          </w:tcPr>
+          <w:p>
+            <w:pPr>
+              <w:rPr>
+                <w:rFonts w:ascii="Times New Roman" w:hAnsi="Times New Roman" w:cs="Times New Roman"/>
+              </w:rPr>
+            </w:pPr>
             <w:proofErr w:type="spellStart"/>
+            <w:r>
+              <w:rPr>
+                <w:rFonts w:ascii="Times New Roman" w:hAnsi="Times New Roman" w:cs="Times New Roman"/>
+              </w:rPr>
+              <w:t>poisson</w:t>
+            </w:r>
+            <w:proofErr w:type="spellEnd"/>
+          </w:p>
+        </w:tc>
+        <w:tc>
+          <w:tcPr>
+            <w:tcW w:w="1843" w:type="dxa"/>
+          </w:tcPr>
+          <w:p>
+            <w:pPr>
+              <w:rPr>
+                <w:rFonts w:ascii="Times New Roman" w:hAnsi="Times New Roman" w:cs="Times New Roman"/>
+              </w:rPr>
+            </w:pPr>
             <w:r>
               <w:rPr>
                 <w:rFonts w:ascii="Segoe UI" w:hAnsi="Segoe UI" w:cs="Segoe UI"/>
@@ -2254,178 +2175,7 @@
                 <w:color w:val="222832"/>
                 <w:shd w:val="clear" w:color="auto" w:fill="FFFFFF"/>
               </w:rPr>
-              <w:t>sqrt</w:t>
-            </w:r>
-            <w:proofErr w:type="spellEnd"/>
-          </w:p>
-        </w:tc>
-        <w:tc>
-          <w:tcPr>
-            <w:tcW w:w="2642" w:type="dxa"/>
-          </w:tcPr>
-          <w:p>
-            <w:pPr>
-              <w:rPr>
-                <w:rFonts w:ascii="Times New Roman" w:hAnsi="Times New Roman" w:cs="Times New Roman"/>
-              </w:rPr>
-            </w:pPr>
-            <w:r>
-              <w:rPr>
-                <w:rFonts w:ascii="Times New Roman" w:hAnsi="Times New Roman" w:cs="Times New Roman"/>
-              </w:rPr>
-              <w:t>0.6881</w:t>
-            </w:r>
-          </w:p>
-        </w:tc>
-      </w:tr>
-      <w:tr>
-        <w:tc>
-          <w:tcPr>
-            <w:tcW w:w="683" w:type="dxa"/>
-          </w:tcPr>
-          <w:p>
-            <w:pPr>
-              <w:rPr>
-                <w:rFonts w:ascii="Times New Roman" w:hAnsi="Times New Roman" w:cs="Times New Roman"/>
-              </w:rPr>
-            </w:pPr>
-            <w:r>
-              <w:rPr>
-                <w:rFonts w:ascii="Times New Roman" w:hAnsi="Times New Roman" w:cs="Times New Roman"/>
-              </w:rPr>
-              <w:t>14.</w:t>
-            </w:r>
-          </w:p>
-        </w:tc>
-        <w:tc>
-          <w:tcPr>
-            <w:tcW w:w="1722" w:type="dxa"/>
-          </w:tcPr>
-          <w:p>
-            <w:pPr>
-              <w:rPr>
-                <w:rFonts w:ascii="Times New Roman" w:hAnsi="Times New Roman" w:cs="Times New Roman"/>
-              </w:rPr>
-            </w:pPr>
-            <w:proofErr w:type="spellStart"/>
-            <w:r>
-              <w:rPr>
-                <w:rFonts w:ascii="Times New Roman" w:hAnsi="Times New Roman" w:cs="Times New Roman"/>
-              </w:rPr>
-              <w:t>poisson</w:t>
-            </w:r>
-            <w:proofErr w:type="spellEnd"/>
-          </w:p>
-        </w:tc>
-        <w:tc>
-          <w:tcPr>
-            <w:tcW w:w="1843" w:type="dxa"/>
-          </w:tcPr>
-          <w:p>
-            <w:pPr>
-              <w:rPr>
-                <w:rFonts w:ascii="Times New Roman" w:hAnsi="Times New Roman" w:cs="Times New Roman"/>
-              </w:rPr>
-            </w:pPr>
-            <w:r>
-              <w:rPr>
-                <w:rFonts w:ascii="Times New Roman" w:hAnsi="Times New Roman" w:cs="Times New Roman"/>
-              </w:rPr>
               <w:t>best</w:t>
-            </w:r>
-          </w:p>
-        </w:tc>
-        <w:tc>
-          <w:tcPr>
-            <w:tcW w:w="2126" w:type="dxa"/>
-          </w:tcPr>
-          <w:p>
-            <w:pPr>
-              <w:rPr>
-                <w:rFonts w:ascii="Times New Roman" w:hAnsi="Times New Roman" w:cs="Times New Roman"/>
-              </w:rPr>
-            </w:pPr>
-            <w:r>
-              <w:rPr>
-                <w:rFonts w:ascii="Times New Roman" w:hAnsi="Times New Roman" w:cs="Times New Roman"/>
-              </w:rPr>
-              <w:t>log2</w:t>
-            </w:r>
-          </w:p>
-        </w:tc>
-        <w:tc>
-          <w:tcPr>
-            <w:tcW w:w="2642" w:type="dxa"/>
-          </w:tcPr>
-          <w:p>
-            <w:pPr>
-              <w:rPr>
-                <w:rFonts w:ascii="Times New Roman" w:hAnsi="Times New Roman" w:cs="Times New Roman"/>
-              </w:rPr>
-            </w:pPr>
-            <w:r>
-              <w:rPr>
-                <w:rFonts w:ascii="Times New Roman" w:hAnsi="Times New Roman" w:cs="Times New Roman"/>
-              </w:rPr>
-              <w:t>-2.7565</w:t>
-            </w:r>
-          </w:p>
-        </w:tc>
-      </w:tr>
-      <w:tr>
-        <w:tc>
-          <w:tcPr>
-            <w:tcW w:w="683" w:type="dxa"/>
-          </w:tcPr>
-          <w:p>
-            <w:pPr>
-              <w:rPr>
-                <w:rFonts w:ascii="Times New Roman" w:hAnsi="Times New Roman" w:cs="Times New Roman"/>
-              </w:rPr>
-            </w:pPr>
-            <w:r>
-              <w:rPr>
-                <w:rFonts w:ascii="Times New Roman" w:hAnsi="Times New Roman" w:cs="Times New Roman"/>
-              </w:rPr>
-              <w:t>15.</w:t>
-            </w:r>
-          </w:p>
-        </w:tc>
-        <w:tc>
-          <w:tcPr>
-            <w:tcW w:w="1722" w:type="dxa"/>
-          </w:tcPr>
-          <w:p>
-            <w:pPr>
-              <w:rPr>
-                <w:rFonts w:ascii="Times New Roman" w:hAnsi="Times New Roman" w:cs="Times New Roman"/>
-              </w:rPr>
-            </w:pPr>
-            <w:proofErr w:type="spellStart"/>
-            <w:r>
-              <w:rPr>
-                <w:rFonts w:ascii="Times New Roman" w:hAnsi="Times New Roman" w:cs="Times New Roman"/>
-              </w:rPr>
-              <w:t>poisson</w:t>
-            </w:r>
-            <w:proofErr w:type="spellEnd"/>
-          </w:p>
-        </w:tc>
-        <w:tc>
-          <w:tcPr>
-            <w:tcW w:w="1843" w:type="dxa"/>
-          </w:tcPr>
-          <w:p>
-            <w:pPr>
-              <w:rPr>
-                <w:rFonts w:ascii="Times New Roman" w:hAnsi="Times New Roman" w:cs="Times New Roman"/>
-              </w:rPr>
-            </w:pPr>
-            <w:r>
-              <w:rPr>
-                <w:rFonts w:ascii="Times New Roman" w:hAnsi="Times New Roman" w:cs="Times New Roman"/>
-              </w:rPr>
-              <w:t>random</w:t>
             </w:r>
           </w:p>
         </w:tc>
@@ -2468,7 +2218,7 @@
               <w:rPr>
                 <w:rFonts w:ascii="Times New Roman" w:hAnsi="Times New Roman" w:cs="Times New Roman"/>
               </w:rPr>
-              <w:t>0.2213</w:t>
+              <w:t>0.6881</w:t>
             </w:r>
           </w:p>
         </w:tc>
@@ -2488,6 +2238,201 @@
               <w:rPr>
                 <w:rFonts w:ascii="Times New Roman" w:hAnsi="Times New Roman" w:cs="Times New Roman"/>
               </w:rPr>
+              <w:t>14.</w:t>
+            </w:r>
+          </w:p>
+        </w:tc>
+        <w:tc>
+          <w:tcPr>
+            <w:tcW w:w="1722" w:type="dxa"/>
+          </w:tcPr>
+          <w:p>
+            <w:pPr>
+              <w:rPr>
+                <w:rFonts w:ascii="Times New Roman" w:hAnsi="Times New Roman" w:cs="Times New Roman"/>
+              </w:rPr>
+            </w:pPr>
+            <w:proofErr w:type="spellStart"/>
+            <w:r>
+              <w:rPr>
+                <w:rFonts w:ascii="Times New Roman" w:hAnsi="Times New Roman" w:cs="Times New Roman"/>
+              </w:rPr>
+              <w:t>poisson</w:t>
+            </w:r>
+            <w:proofErr w:type="spellEnd"/>
+          </w:p>
+        </w:tc>
+        <w:tc>
+          <w:tcPr>
+            <w:tcW w:w="1843" w:type="dxa"/>
+          </w:tcPr>
+          <w:p>
+            <w:pPr>
+              <w:rPr>
+                <w:rFonts w:ascii="Times New Roman" w:hAnsi="Times New Roman" w:cs="Times New Roman"/>
+              </w:rPr>
+            </w:pPr>
+            <w:r>
+              <w:rPr>
+                <w:rFonts w:ascii="Times New Roman" w:hAnsi="Times New Roman" w:cs="Times New Roman"/>
+              </w:rPr>
+              <w:t>best</w:t>
+            </w:r>
+          </w:p>
+        </w:tc>
+        <w:tc>
+          <w:tcPr>
+            <w:tcW w:w="2126" w:type="dxa"/>
+          </w:tcPr>
+          <w:p>
+            <w:pPr>
+              <w:rPr>
+                <w:rFonts w:ascii="Times New Roman" w:hAnsi="Times New Roman" w:cs="Times New Roman"/>
+              </w:rPr>
+            </w:pPr>
+            <w:r>
+              <w:rPr>
+                <w:rFonts w:ascii="Times New Roman" w:hAnsi="Times New Roman" w:cs="Times New Roman"/>
+              </w:rPr>
+              <w:t>log2</w:t>
+            </w:r>
+          </w:p>
+        </w:tc>
+        <w:tc>
+          <w:tcPr>
+            <w:tcW w:w="2642" w:type="dxa"/>
+          </w:tcPr>
+          <w:p>
+            <w:pPr>
+              <w:rPr>
+                <w:rFonts w:ascii="Times New Roman" w:hAnsi="Times New Roman" w:cs="Times New Roman"/>
+              </w:rPr>
+            </w:pPr>
+            <w:r>
+              <w:rPr>
+                <w:rFonts w:ascii="Times New Roman" w:hAnsi="Times New Roman" w:cs="Times New Roman"/>
+              </w:rPr>
+              <w:t>-2.7565</w:t>
+            </w:r>
+          </w:p>
+        </w:tc>
+      </w:tr>
+      <w:tr>
+        <w:tc>
+          <w:tcPr>
+            <w:tcW w:w="683" w:type="dxa"/>
+          </w:tcPr>
+          <w:p>
+            <w:pPr>
+              <w:rPr>
+                <w:rFonts w:ascii="Times New Roman" w:hAnsi="Times New Roman" w:cs="Times New Roman"/>
+              </w:rPr>
+            </w:pPr>
+            <w:r>
+              <w:rPr>
+                <w:rFonts w:ascii="Times New Roman" w:hAnsi="Times New Roman" w:cs="Times New Roman"/>
+              </w:rPr>
+              <w:t>15.</w:t>
+            </w:r>
+          </w:p>
+        </w:tc>
+        <w:tc>
+          <w:tcPr>
+            <w:tcW w:w="1722" w:type="dxa"/>
+          </w:tcPr>
+          <w:p>
+            <w:pPr>
+              <w:rPr>
+                <w:rFonts w:ascii="Times New Roman" w:hAnsi="Times New Roman" w:cs="Times New Roman"/>
+              </w:rPr>
+            </w:pPr>
+            <w:proofErr w:type="spellStart"/>
+            <w:r>
+              <w:rPr>
+                <w:rFonts w:ascii="Times New Roman" w:hAnsi="Times New Roman" w:cs="Times New Roman"/>
+              </w:rPr>
+              <w:t>poisson</w:t>
+            </w:r>
+            <w:proofErr w:type="spellEnd"/>
+          </w:p>
+        </w:tc>
+        <w:tc>
+          <w:tcPr>
+            <w:tcW w:w="1843" w:type="dxa"/>
+          </w:tcPr>
+          <w:p>
+            <w:pPr>
+              <w:rPr>
+                <w:rFonts w:ascii="Times New Roman" w:hAnsi="Times New Roman" w:cs="Times New Roman"/>
+              </w:rPr>
+            </w:pPr>
+            <w:r>
+              <w:rPr>
+                <w:rFonts w:ascii="Times New Roman" w:hAnsi="Times New Roman" w:cs="Times New Roman"/>
+              </w:rPr>
+              <w:t>random</w:t>
+            </w:r>
+          </w:p>
+        </w:tc>
+        <w:tc>
+          <w:tcPr>
+            <w:tcW w:w="2126" w:type="dxa"/>
+          </w:tcPr>
+          <w:p>
+            <w:pPr>
+              <w:rPr>
+                <w:rFonts w:ascii="Times New Roman" w:hAnsi="Times New Roman" w:cs="Times New Roman"/>
+              </w:rPr>
+            </w:pPr>
+            <w:proofErr w:type="spellStart"/>
+            <w:r>
+              <w:rPr>
+                <w:rFonts w:ascii="Segoe UI" w:hAnsi="Segoe UI" w:cs="Segoe UI"/>
+                <w:bCs/>
+                <w:i/>
+                <w:iCs/>
+                <w:color w:val="222832"/>
+                <w:shd w:val="clear" w:color="auto" w:fill="FFFFFF"/>
+              </w:rPr>
+              <w:t>sqrt</w:t>
+            </w:r>
+            <w:proofErr w:type="spellEnd"/>
+          </w:p>
+        </w:tc>
+        <w:tc>
+          <w:tcPr>
+            <w:tcW w:w="2642" w:type="dxa"/>
+          </w:tcPr>
+          <w:p>
+            <w:pPr>
+              <w:rPr>
+                <w:rFonts w:ascii="Times New Roman" w:hAnsi="Times New Roman" w:cs="Times New Roman"/>
+              </w:rPr>
+            </w:pPr>
+            <w:r>
+              <w:rPr>
+                <w:rFonts w:ascii="Times New Roman" w:hAnsi="Times New Roman" w:cs="Times New Roman"/>
+              </w:rPr>
+              <w:t>0.2213</w:t>
+            </w:r>
+          </w:p>
+        </w:tc>
+      </w:tr>
+      <w:tr>
+        <w:tc>
+          <w:tcPr>
+            <w:tcW w:w="683" w:type="dxa"/>
+          </w:tcPr>
+          <w:p>
+            <w:pPr>
+              <w:rPr>
+                <w:rFonts w:ascii="Times New Roman" w:hAnsi="Times New Roman" w:cs="Times New Roman"/>
+              </w:rPr>
+            </w:pPr>
+            <w:r>
+              <w:rPr>
+                <w:rFonts w:ascii="Times New Roman" w:hAnsi="Times New Roman" w:cs="Times New Roman"/>
+              </w:rPr>
               <w:t>16.</w:t>
             </w:r>
           </w:p>
@@ -2566,6 +2511,592 @@
             </w:r>
           </w:p>
         </w:tc>
+      </w:tr>
+      <w:tr>
+        <w:tc>
+          <w:tcPr>
+            <w:tcW w:w="683" w:type="dxa"/>
+          </w:tcPr>
+          <w:p>
+            <w:pPr>
+              <w:rPr>
+                <w:rFonts w:ascii="Times New Roman" w:hAnsi="Times New Roman" w:cs="Times New Roman"/>
+              </w:rPr>
+            </w:pPr>
+            <w:r>
+              <w:rPr>
+                <w:rFonts w:ascii="Times New Roman" w:hAnsi="Times New Roman" w:cs="Times New Roman"/>
+              </w:rPr>
+              <w:t>17.</w:t>
+            </w:r>
+          </w:p>
+        </w:tc>
+        <w:tc>
+          <w:tcPr>
+            <w:tcW w:w="1722" w:type="dxa"/>
+          </w:tcPr>
+          <w:p>
+            <w:pPr>
+              <w:rPr>
+                <w:rFonts w:ascii="Times New Roman" w:hAnsi="Times New Roman" w:cs="Times New Roman"/>
+              </w:rPr>
+            </w:pPr>
+            <w:proofErr w:type="spellStart"/>
+            <w:r>
+              <w:rPr>
+                <w:rFonts w:ascii="Segoe UI" w:hAnsi="Segoe UI" w:cs="Segoe UI"/>
+                <w:bCs/>
+                <w:i/>
+                <w:iCs/>
+                <w:color w:val="222832"/>
+                <w:shd w:val="clear" w:color="auto" w:fill="FFFFFF"/>
+              </w:rPr>
+              <w:t>squared_error</w:t>
+            </w:r>
+            <w:proofErr w:type="spellEnd"/>
+          </w:p>
+        </w:tc>
+        <w:tc>
+          <w:tcPr>
+            <w:tcW w:w="1843" w:type="dxa"/>
+          </w:tcPr>
+          <w:p>
+            <w:pPr>
+              <w:rPr>
+                <w:rFonts w:ascii="Times New Roman" w:hAnsi="Times New Roman" w:cs="Times New Roman"/>
+              </w:rPr>
+            </w:pPr>
+            <w:r>
+              <w:rPr>
+                <w:rFonts w:ascii="Times New Roman" w:hAnsi="Times New Roman" w:cs="Times New Roman"/>
+              </w:rPr>
+              <w:t>best</w:t>
+            </w:r>
+          </w:p>
+        </w:tc>
+        <w:tc>
+          <w:tcPr>
+            <w:tcW w:w="2126" w:type="dxa"/>
+          </w:tcPr>
+          <w:p>
+            <w:pPr>
+              <w:rPr>
+                <w:rFonts w:ascii="Times New Roman" w:hAnsi="Times New Roman" w:cs="Times New Roman"/>
+              </w:rPr>
+            </w:pPr>
+            <w:r>
+              <w:rPr>
+                <w:rFonts w:ascii="Times New Roman" w:hAnsi="Times New Roman" w:cs="Times New Roman"/>
+              </w:rPr>
+              <w:t>Default=none</w:t>
+            </w:r>
+          </w:p>
+        </w:tc>
+        <w:tc>
+          <w:tcPr>
+            <w:tcW w:w="2642" w:type="dxa"/>
+          </w:tcPr>
+          <w:p>
+            <w:pPr>
+              <w:rPr>
+                <w:rFonts w:ascii="Times New Roman" w:hAnsi="Times New Roman" w:cs="Times New Roman"/>
+              </w:rPr>
+            </w:pPr>
+            <w:r>
+              <w:rPr>
+                <w:rFonts w:ascii="Times New Roman" w:hAnsi="Times New Roman" w:cs="Times New Roman"/>
+              </w:rPr>
+              <w:t>0.9194</w:t>
+            </w:r>
+          </w:p>
+        </w:tc>
+      </w:tr>
+      <w:tr>
+        <w:tc>
+          <w:tcPr>
+            <w:tcW w:w="683" w:type="dxa"/>
+          </w:tcPr>
+          <w:p>
+            <w:pPr>
+              <w:rPr>
+                <w:rFonts w:ascii="Times New Roman" w:hAnsi="Times New Roman" w:cs="Times New Roman"/>
+              </w:rPr>
+            </w:pPr>
+            <w:r>
+              <w:rPr>
+                <w:rFonts w:ascii="Times New Roman" w:hAnsi="Times New Roman" w:cs="Times New Roman"/>
+              </w:rPr>
+              <w:t>18.</w:t>
+            </w:r>
+          </w:p>
+        </w:tc>
+        <w:tc>
+          <w:tcPr>
+            <w:tcW w:w="1722" w:type="dxa"/>
+          </w:tcPr>
+          <w:p>
+            <w:pPr>
+              <w:rPr>
+                <w:rFonts w:ascii="Times New Roman" w:hAnsi="Times New Roman" w:cs="Times New Roman"/>
+              </w:rPr>
+            </w:pPr>
+            <w:proofErr w:type="spellStart"/>
+            <w:r>
+              <w:rPr>
+                <w:rFonts w:ascii="Segoe UI" w:hAnsi="Segoe UI" w:cs="Segoe UI"/>
+                <w:bCs/>
+                <w:i/>
+                <w:iCs/>
+                <w:color w:val="222832"/>
+                <w:shd w:val="clear" w:color="auto" w:fill="FFFFFF"/>
+              </w:rPr>
+              <w:t>squared_error</w:t>
+            </w:r>
+            <w:proofErr w:type="spellEnd"/>
+          </w:p>
+        </w:tc>
+        <w:tc>
+          <w:tcPr>
+            <w:tcW w:w="1843" w:type="dxa"/>
+          </w:tcPr>
+          <w:p>
+            <w:pPr>
+              <w:rPr>
+                <w:rFonts w:ascii="Times New Roman" w:hAnsi="Times New Roman" w:cs="Times New Roman"/>
+              </w:rPr>
+            </w:pPr>
+            <w:r>
+              <w:rPr>
+                <w:rFonts w:ascii="Times New Roman" w:hAnsi="Times New Roman" w:cs="Times New Roman"/>
+              </w:rPr>
+              <w:t>random</w:t>
+            </w:r>
+          </w:p>
+        </w:tc>
+        <w:tc>
+          <w:tcPr>
+            <w:tcW w:w="2126" w:type="dxa"/>
+          </w:tcPr>
+          <w:p>
+            <w:pPr>
+              <w:rPr>
+                <w:rFonts w:ascii="Times New Roman" w:hAnsi="Times New Roman" w:cs="Times New Roman"/>
+              </w:rPr>
+            </w:pPr>
+            <w:r>
+              <w:rPr>
+                <w:rFonts w:ascii="Times New Roman" w:hAnsi="Times New Roman" w:cs="Times New Roman"/>
+              </w:rPr>
+              <w:t>Default=none</w:t>
+            </w:r>
+          </w:p>
+        </w:tc>
+        <w:tc>
+          <w:tcPr>
+            <w:tcW w:w="2642" w:type="dxa"/>
+          </w:tcPr>
+          <w:p>
+            <w:pPr>
+              <w:rPr>
+                <w:rFonts w:ascii="Times New Roman" w:hAnsi="Times New Roman" w:cs="Times New Roman"/>
+              </w:rPr>
+            </w:pPr>
+            <w:r>
+              <w:rPr>
+                <w:rFonts w:ascii="Times New Roman" w:hAnsi="Times New Roman" w:cs="Times New Roman"/>
+              </w:rPr>
+              <w:t>0.9117</w:t>
+            </w:r>
+          </w:p>
+        </w:tc>
+      </w:tr>
+      <w:tr>
+        <w:tc>
+          <w:tcPr>
+            <w:tcW w:w="683" w:type="dxa"/>
+          </w:tcPr>
+          <w:p>
+            <w:pPr>
+              <w:rPr>
+                <w:rFonts w:ascii="Times New Roman" w:hAnsi="Times New Roman" w:cs="Times New Roman"/>
+              </w:rPr>
+            </w:pPr>
+            <w:r>
+              <w:rPr>
+                <w:rFonts w:ascii="Times New Roman" w:hAnsi="Times New Roman" w:cs="Times New Roman"/>
+              </w:rPr>
+              <w:t>19.</w:t>
+            </w:r>
+          </w:p>
+        </w:tc>
+        <w:tc>
+          <w:tcPr>
+            <w:tcW w:w="1722" w:type="dxa"/>
+          </w:tcPr>
+          <w:p>
+            <w:pPr>
+              <w:rPr>
+                <w:rFonts w:ascii="Times New Roman" w:hAnsi="Times New Roman" w:cs="Times New Roman"/>
+              </w:rPr>
+            </w:pPr>
+            <w:proofErr w:type="spellStart"/>
+            <w:r>
+              <w:rPr>
+                <w:rFonts w:ascii="Times New Roman" w:hAnsi="Times New Roman" w:cs="Times New Roman"/>
+              </w:rPr>
+              <w:t>Friedman_mse</w:t>
+            </w:r>
+            <w:proofErr w:type="spellEnd"/>
+          </w:p>
+        </w:tc>
+        <w:tc>
+          <w:tcPr>
+            <w:tcW w:w="1843" w:type="dxa"/>
+          </w:tcPr>
+          <w:p>
+            <w:pPr>
+              <w:rPr>
+                <w:rFonts w:ascii="Times New Roman" w:hAnsi="Times New Roman" w:cs="Times New Roman"/>
+              </w:rPr>
+            </w:pPr>
+            <w:r>
+              <w:rPr>
+                <w:rFonts w:ascii="Times New Roman" w:hAnsi="Times New Roman" w:cs="Times New Roman"/>
+              </w:rPr>
+              <w:t>best</w:t>
+            </w:r>
+          </w:p>
+        </w:tc>
+        <w:tc>
+          <w:tcPr>
+            <w:tcW w:w="2126" w:type="dxa"/>
+          </w:tcPr>
+          <w:p>
+            <w:pPr>
+              <w:rPr>
+                <w:rFonts w:ascii="Times New Roman" w:hAnsi="Times New Roman" w:cs="Times New Roman"/>
+              </w:rPr>
+            </w:pPr>
+            <w:r>
+              <w:rPr>
+                <w:rFonts w:ascii="Times New Roman" w:hAnsi="Times New Roman" w:cs="Times New Roman"/>
+              </w:rPr>
+              <w:t>Default=none</w:t>
+            </w:r>
+          </w:p>
+        </w:tc>
+        <w:tc>
+          <w:tcPr>
+            <w:tcW w:w="2642" w:type="dxa"/>
+          </w:tcPr>
+          <w:p>
+            <w:pPr>
+              <w:rPr>
+                <w:rFonts w:ascii="Times New Roman" w:hAnsi="Times New Roman" w:cs="Times New Roman"/>
+              </w:rPr>
+            </w:pPr>
+            <w:r>
+              <w:rPr>
+                <w:rFonts w:ascii="Times New Roman" w:hAnsi="Times New Roman" w:cs="Times New Roman"/>
+              </w:rPr>
+              <w:t>0.9094</w:t>
+            </w:r>
+          </w:p>
+        </w:tc>
+      </w:tr>
+      <w:tr>
+        <w:tc>
+          <w:tcPr>
+            <w:tcW w:w="683" w:type="dxa"/>
+          </w:tcPr>
+          <w:p>
+            <w:pPr>
+              <w:rPr>
+                <w:rFonts w:ascii="Times New Roman" w:hAnsi="Times New Roman" w:cs="Times New Roman"/>
+              </w:rPr>
+            </w:pPr>
+            <w:r>
+              <w:rPr>
+                <w:rFonts w:ascii="Times New Roman" w:hAnsi="Times New Roman" w:cs="Times New Roman"/>
+              </w:rPr>
+              <w:t>20.</w:t>
+            </w:r>
+          </w:p>
+        </w:tc>
+        <w:tc>
+          <w:tcPr>
+            <w:tcW w:w="1722" w:type="dxa"/>
+          </w:tcPr>
+          <w:p>
+            <w:pPr>
+              <w:rPr>
+                <w:rFonts w:ascii="Times New Roman" w:hAnsi="Times New Roman" w:cs="Times New Roman"/>
+              </w:rPr>
+            </w:pPr>
+            <w:proofErr w:type="spellStart"/>
+            <w:r>
+              <w:rPr>
+                <w:rFonts w:ascii="Times New Roman" w:hAnsi="Times New Roman" w:cs="Times New Roman"/>
+              </w:rPr>
+              <w:t>Friedman_mse</w:t>
+            </w:r>
+            <w:proofErr w:type="spellEnd"/>
+          </w:p>
+        </w:tc>
+        <w:tc>
+          <w:tcPr>
+            <w:tcW w:w="1843" w:type="dxa"/>
+          </w:tcPr>
+          <w:p>
+            <w:pPr>
+              <w:rPr>
+                <w:rFonts w:ascii="Times New Roman" w:hAnsi="Times New Roman" w:cs="Times New Roman"/>
+              </w:rPr>
+            </w:pPr>
+            <w:r>
+              <w:rPr>
+                <w:rFonts w:ascii="Times New Roman" w:hAnsi="Times New Roman" w:cs="Times New Roman"/>
+              </w:rPr>
+              <w:t>random</w:t>
+            </w:r>
+          </w:p>
+        </w:tc>
+        <w:tc>
+          <w:tcPr>
+            <w:tcW w:w="2126" w:type="dxa"/>
+          </w:tcPr>
+          <w:p>
+            <w:pPr>
+              <w:rPr>
+                <w:rFonts w:ascii="Times New Roman" w:hAnsi="Times New Roman" w:cs="Times New Roman"/>
+              </w:rPr>
+            </w:pPr>
+            <w:r>
+              <w:rPr>
+                <w:rFonts w:ascii="Times New Roman" w:hAnsi="Times New Roman" w:cs="Times New Roman"/>
+              </w:rPr>
+              <w:t>Default=none</w:t>
+            </w:r>
+          </w:p>
+        </w:tc>
+        <w:tc>
+          <w:tcPr>
+            <w:tcW w:w="2642" w:type="dxa"/>
+          </w:tcPr>
+          <w:p>
+            <w:pPr>
+              <w:rPr>
+                <w:rFonts w:ascii="Times New Roman" w:hAnsi="Times New Roman" w:cs="Times New Roman"/>
+              </w:rPr>
+            </w:pPr>
+            <w:r>
+              <w:rPr>
+                <w:rFonts w:ascii="Times New Roman" w:hAnsi="Times New Roman" w:cs="Times New Roman"/>
+              </w:rPr>
+              <w:t>0.8879</w:t>
+            </w:r>
+          </w:p>
+        </w:tc>
+      </w:tr>
+      <w:tr>
+        <w:tc>
+          <w:tcPr>
+            <w:tcW w:w="683" w:type="dxa"/>
+          </w:tcPr>
+          <w:p>
+            <w:pPr>
+              <w:rPr>
+                <w:rFonts w:ascii="Times New Roman" w:hAnsi="Times New Roman" w:cs="Times New Roman"/>
+                <w:highlight w:val="yellow"/>
+              </w:rPr>
+            </w:pPr>
+            <w:r>
+              <w:rPr>
+                <w:rFonts w:ascii="Times New Roman" w:hAnsi="Times New Roman" w:cs="Times New Roman"/>
+                <w:highlight w:val="yellow"/>
+              </w:rPr>
+              <w:t>21.</w:t>
+            </w:r>
+          </w:p>
+        </w:tc>
+        <w:tc>
+          <w:tcPr>
+            <w:tcW w:w="1722" w:type="dxa"/>
+          </w:tcPr>
+          <w:p>
+            <w:pPr>
+              <w:rPr>
+                <w:rFonts w:ascii="Times New Roman" w:hAnsi="Times New Roman" w:cs="Times New Roman"/>
+                <w:highlight w:val="yellow"/>
+              </w:rPr>
+            </w:pPr>
+            <w:proofErr w:type="spellStart"/>
+            <w:r>
+              <w:rPr>
+                <w:rFonts w:ascii="Times New Roman" w:hAnsi="Times New Roman" w:cs="Times New Roman"/>
+                <w:highlight w:val="yellow"/>
+              </w:rPr>
+              <w:t>poisson</w:t>
+            </w:r>
+            <w:proofErr w:type="spellEnd"/>
+          </w:p>
+        </w:tc>
+        <w:tc>
+          <w:tcPr>
+            <w:tcW w:w="1843" w:type="dxa"/>
+          </w:tcPr>
+          <w:p>
+            <w:pPr>
+              <w:rPr>
+                <w:rFonts w:ascii="Times New Roman" w:hAnsi="Times New Roman" w:cs="Times New Roman"/>
+                <w:highlight w:val="yellow"/>
+              </w:rPr>
+            </w:pPr>
+            <w:r>
+              <w:rPr>
+                <w:rFonts w:ascii="Times New Roman" w:hAnsi="Times New Roman" w:cs="Times New Roman"/>
+                <w:highlight w:val="yellow"/>
+              </w:rPr>
+              <w:t>best</w:t>
+            </w:r>
+          </w:p>
+        </w:tc>
+        <w:tc>
+          <w:tcPr>
+            <w:tcW w:w="2126" w:type="dxa"/>
+          </w:tcPr>
+          <w:p>
+            <w:pPr>
+              <w:rPr>
+                <w:rFonts w:ascii="Times New Roman" w:hAnsi="Times New Roman" w:cs="Times New Roman"/>
+                <w:highlight w:val="yellow"/>
+              </w:rPr>
+            </w:pPr>
+            <w:r>
+              <w:rPr>
+                <w:rFonts w:ascii="Times New Roman" w:hAnsi="Times New Roman" w:cs="Times New Roman"/>
+                <w:highlight w:val="yellow"/>
+              </w:rPr>
+              <w:t>Default=none</w:t>
+            </w:r>
+          </w:p>
+        </w:tc>
+        <w:tc>
+          <w:tcPr>
+            <w:tcW w:w="2642" w:type="dxa"/>
+          </w:tcPr>
+          <w:p>
+            <w:pPr>
+              <w:rPr>
+                <w:rFonts w:ascii="Times New Roman" w:hAnsi="Times New Roman" w:cs="Times New Roman"/>
+                <w:highlight w:val="yellow"/>
+              </w:rPr>
+            </w:pPr>
+            <w:r>
+              <w:rPr>
+                <w:rFonts w:ascii="Times New Roman" w:hAnsi="Times New Roman" w:cs="Times New Roman"/>
+                <w:highlight w:val="yellow"/>
+              </w:rPr>
+              <w:t>0.9207</w:t>
+            </w:r>
+          </w:p>
+        </w:tc>
+      </w:tr>
+      <w:tr>
+        <w:tc>
+          <w:tcPr>
+            <w:tcW w:w="683" w:type="dxa"/>
+          </w:tcPr>
+          <w:p>
+            <w:pPr>
+              <w:rPr>
+                <w:rFonts w:ascii="Times New Roman" w:hAnsi="Times New Roman" w:cs="Times New Roman"/>
+              </w:rPr>
+            </w:pPr>
+            <w:r>
+              <w:rPr>
+                <w:rFonts w:ascii="Times New Roman" w:hAnsi="Times New Roman" w:cs="Times New Roman"/>
+              </w:rPr>
+              <w:t>22.</w:t>
+            </w:r>
+          </w:p>
+        </w:tc>
+        <w:tc>
+          <w:tcPr>
+            <w:tcW w:w="1722" w:type="dxa"/>
+          </w:tcPr>
+          <w:p>
+            <w:pPr>
+              <w:rPr>
+                <w:rFonts w:ascii="Times New Roman" w:hAnsi="Times New Roman" w:cs="Times New Roman"/>
+              </w:rPr>
+            </w:pPr>
+            <w:proofErr w:type="spellStart"/>
+            <w:r>
+              <w:rPr>
+                <w:rFonts w:ascii="Times New Roman" w:hAnsi="Times New Roman" w:cs="Times New Roman"/>
+              </w:rPr>
+              <w:t>poisson</w:t>
+            </w:r>
+            <w:proofErr w:type="spellEnd"/>
+          </w:p>
+        </w:tc>
+        <w:tc>
+          <w:tcPr>
+            <w:tcW w:w="1843" w:type="dxa"/>
+          </w:tcPr>
+          <w:p>
+            <w:pPr>
+              <w:rPr>
+                <w:rFonts w:ascii="Times New Roman" w:hAnsi="Times New Roman" w:cs="Times New Roman"/>
+              </w:rPr>
+            </w:pPr>
+            <w:r>
+              <w:rPr>
+                <w:rFonts w:ascii="Times New Roman" w:hAnsi="Times New Roman" w:cs="Times New Roman"/>
+              </w:rPr>
+              <w:t>random</w:t>
+            </w:r>
+          </w:p>
+        </w:tc>
+        <w:tc>
+          <w:tcPr>
+            <w:tcW w:w="2126" w:type="dxa"/>
+          </w:tcPr>
+          <w:p>
+            <w:pPr>
+              <w:rPr>
+                <w:rFonts w:ascii="Times New Roman" w:hAnsi="Times New Roman" w:cs="Times New Roman"/>
+              </w:rPr>
+            </w:pPr>
+            <w:r>
+              <w:rPr>
+                <w:rFonts w:ascii="Times New Roman" w:hAnsi="Times New Roman" w:cs="Times New Roman"/>
+              </w:rPr>
+              <w:t>Default=none</w:t>
+            </w:r>
+          </w:p>
+        </w:tc>
+        <w:tc>
+          <w:tcPr>
+            <w:tcW w:w="2642" w:type="dxa"/>
+          </w:tcPr>
+          <w:p>
+            <w:pPr>
+              <w:rPr>
+                <w:rFonts w:ascii="Times New Roman" w:hAnsi="Times New Roman" w:cs="Times New Roman"/>
+              </w:rPr>
+            </w:pPr>
+            <w:r>
+              <w:rPr>
+                <w:rFonts w:ascii="Times New Roman" w:hAnsi="Times New Roman" w:cs="Times New Roman"/>
+              </w:rPr>
+              <w:t>0.9025</w:t>
+            </w:r>
+          </w:p>
+        </w:tc>
+        <w:bookmarkStart w:id="0" w:name="_GoBack"/>
+        <w:bookmarkEnd w:id="0"/>
       </w:tr>
     </w:tbl>
     <w:p>
